--- a/contents/battle-workbook/soc-w12.docx
+++ b/contents/battle-workbook/soc-w12.docx
@@ -524,7 +524,7 @@
           <w:b/>
           <w:sz w:val="22"/>
         </w:rPr>
-        <w:t>▶ 실행 결과 화면 (스크린샷 붙여넣기)</w:t>
+        <w:t>▶ 실행 결과 (출력/스크린샷)</w:t>
       </w:r>
     </w:p>
     <w:tbl>
@@ -558,7 +558,7 @@
                 <w:color w:val="AAAAAA"/>
                 <w:sz w:val="18"/>
               </w:rPr>
-              <w:t>여기에 결과 스크린샷을 붙여넣으세요 (커서를 두고 Ctrl+V)</w:t>
+              <w:t>여기에 결과 출력을 적거나 스크린샷을 붙여넣으세요 (커서를 두고 Ctrl+V)</w:t>
             </w:r>
           </w:p>
         </w:tc>
@@ -819,7 +819,7 @@
           <w:b/>
           <w:sz w:val="22"/>
         </w:rPr>
-        <w:t>▶ 실행 결과 화면 (스크린샷 붙여넣기)</w:t>
+        <w:t>▶ 실행 결과 (출력/스크린샷)</w:t>
       </w:r>
     </w:p>
     <w:tbl>
@@ -853,7 +853,7 @@
                 <w:color w:val="AAAAAA"/>
                 <w:sz w:val="18"/>
               </w:rPr>
-              <w:t>여기에 결과 스크린샷을 붙여넣으세요 (커서를 두고 Ctrl+V)</w:t>
+              <w:t>여기에 결과 출력을 적거나 스크린샷을 붙여넣으세요 (커서를 두고 Ctrl+V)</w:t>
             </w:r>
           </w:p>
         </w:tc>
@@ -1116,7 +1116,7 @@
           <w:b/>
           <w:sz w:val="22"/>
         </w:rPr>
-        <w:t>▶ 실행 결과 화면 (스크린샷 붙여넣기)</w:t>
+        <w:t>▶ 실행 결과 (출력/스크린샷)</w:t>
       </w:r>
     </w:p>
     <w:tbl>
@@ -1150,7 +1150,7 @@
                 <w:color w:val="AAAAAA"/>
                 <w:sz w:val="18"/>
               </w:rPr>
-              <w:t>여기에 결과 스크린샷을 붙여넣으세요 (커서를 두고 Ctrl+V)</w:t>
+              <w:t>여기에 결과 출력을 적거나 스크린샷을 붙여넣으세요 (커서를 두고 Ctrl+V)</w:t>
             </w:r>
           </w:p>
         </w:tc>
@@ -1398,7 +1398,7 @@
           <w:b/>
           <w:sz w:val="22"/>
         </w:rPr>
-        <w:t>▶ 실행 결과 화면 (스크린샷 붙여넣기)</w:t>
+        <w:t>▶ 실행 결과 (출력/스크린샷)</w:t>
       </w:r>
     </w:p>
     <w:tbl>
@@ -1432,7 +1432,7 @@
                 <w:color w:val="AAAAAA"/>
                 <w:sz w:val="18"/>
               </w:rPr>
-              <w:t>여기에 결과 스크린샷을 붙여넣으세요 (커서를 두고 Ctrl+V)</w:t>
+              <w:t>여기에 결과 출력을 적거나 스크린샷을 붙여넣으세요 (커서를 두고 Ctrl+V)</w:t>
             </w:r>
           </w:p>
         </w:tc>
@@ -1721,7 +1721,7 @@
           <w:b/>
           <w:sz w:val="22"/>
         </w:rPr>
-        <w:t>▶ 실행 결과 화면 (스크린샷 붙여넣기)</w:t>
+        <w:t>▶ 실행 결과 (출력/스크린샷)</w:t>
       </w:r>
     </w:p>
     <w:tbl>
@@ -1755,7 +1755,7 @@
                 <w:color w:val="AAAAAA"/>
                 <w:sz w:val="18"/>
               </w:rPr>
-              <w:t>여기에 결과 스크린샷을 붙여넣으세요 (커서를 두고 Ctrl+V)</w:t>
+              <w:t>여기에 결과 출력을 적거나 스크린샷을 붙여넣으세요 (커서를 두고 Ctrl+V)</w:t>
             </w:r>
           </w:p>
         </w:tc>
@@ -1989,7 +1989,7 @@
           <w:b/>
           <w:sz w:val="22"/>
         </w:rPr>
-        <w:t>▶ 실행 결과 화면 (스크린샷 붙여넣기)</w:t>
+        <w:t>▶ 실행 결과 (출력/스크린샷)</w:t>
       </w:r>
     </w:p>
     <w:tbl>
@@ -2023,7 +2023,7 @@
                 <w:color w:val="AAAAAA"/>
                 <w:sz w:val="18"/>
               </w:rPr>
-              <w:t>여기에 결과 스크린샷을 붙여넣으세요 (커서를 두고 Ctrl+V)</w:t>
+              <w:t>여기에 결과 출력을 적거나 스크린샷을 붙여넣으세요 (커서를 두고 Ctrl+V)</w:t>
             </w:r>
           </w:p>
         </w:tc>
@@ -2272,7 +2272,7 @@
           <w:b/>
           <w:sz w:val="22"/>
         </w:rPr>
-        <w:t>▶ 실행 결과 화면 (스크린샷 붙여넣기)</w:t>
+        <w:t>▶ 실행 결과 (출력/스크린샷)</w:t>
       </w:r>
     </w:p>
     <w:tbl>
@@ -2306,7 +2306,7 @@
                 <w:color w:val="AAAAAA"/>
                 <w:sz w:val="18"/>
               </w:rPr>
-              <w:t>여기에 결과 스크린샷을 붙여넣으세요 (커서를 두고 Ctrl+V)</w:t>
+              <w:t>여기에 결과 출력을 적거나 스크린샷을 붙여넣으세요 (커서를 두고 Ctrl+V)</w:t>
             </w:r>
           </w:p>
         </w:tc>
